--- a/docassemble/AKA2JBranding/data/templates/expect_after_response_content.docx
+++ b/docassemble/AKA2JBranding/data/templates/expect_after_response_content.docx
@@ -291,7 +291,33 @@
         </w:rPr>
       </w:pPr>
       <w:r>
-        <w:t>The judge may deny the motion. If they do, you will get an order denying the motion.</w:t>
+        <w:t xml:space="preserve">The judge may deny the </w:t>
+      </w:r>
+      <w:r>
+        <w:rPr>
+          <w:b/>
+          <w:bCs/>
+        </w:rPr>
+        <w:t xml:space="preserve">{{ </w:t>
+      </w:r>
+      <w:proofErr w:type="spellStart"/>
+      <w:r>
+        <w:rPr>
+          <w:b/>
+          <w:bCs/>
+        </w:rPr>
+        <w:t>motion_type</w:t>
+      </w:r>
+      <w:proofErr w:type="spellEnd"/>
+      <w:r>
+        <w:rPr>
+          <w:b/>
+          <w:bCs/>
+        </w:rPr>
+        <w:t xml:space="preserve"> }}</w:t>
+      </w:r>
+      <w:r>
+        <w:t>. If they do, you will get an order denying the motion.</w:t>
       </w:r>
     </w:p>
     <w:p>
@@ -322,21 +348,7 @@
         <w:rPr>
           <w:color w:val="FF0000"/>
         </w:rPr>
-        <w:t xml:space="preserve"> if user_need =='change foreign custody order' or (user_need in('change AK order', 'change custody order', 'change divorce order') and </w:t>
-      </w:r>
-      <w:proofErr w:type="spellStart"/>
-      <w:r>
-        <w:rPr>
-          <w:color w:val="FF0000"/>
-        </w:rPr>
-        <w:t>middle_of_case</w:t>
-      </w:r>
-      <w:proofErr w:type="spellEnd"/>
-      <w:r>
-        <w:rPr>
-          <w:color w:val="FF0000"/>
-        </w:rPr>
-        <w:t xml:space="preserve"> == 'no') %}</w:t>
+        <w:t xml:space="preserve"> if user_need =='change foreign custody order' or (user_need in('change AK order', 'change custody order', 'change divorce order') and middle_of_case == 'no') %}</w:t>
       </w:r>
     </w:p>
     <w:p>
@@ -412,6 +424,9 @@
     <w:p>
       <w:pPr>
         <w:pStyle w:val="Body"/>
+        <w:rPr>
+          <w:color w:val="202529"/>
+        </w:rPr>
       </w:pPr>
       <w:r>
         <w:t>Either</w:t>
@@ -568,41 +583,13 @@
         </w:r>
       </w:hyperlink>
       <w:r>
-        <w:t>.</w:t>
-      </w:r>
-    </w:p>
-    <w:p>
-      <w:pPr>
-        <w:pStyle w:val="Heading3"/>
-      </w:pPr>
-      <w:r>
-        <w:t>Link in this step</w:t>
-      </w:r>
-    </w:p>
-    <w:p>
-      <w:pPr>
         <w:rPr>
-          <w:color w:val="202529"/>
+          <w:rStyle w:val="Hyperlink"/>
+          <w:color w:val="auto"/>
         </w:rPr>
-      </w:pPr>
+        <w:br/>
+      </w:r>
       <w:hyperlink r:id="rId9" w:history="1">
-        <w:r>
-          <w:rPr>
-            <w:rStyle w:val="Hyperlink"/>
-          </w:rPr>
-          <w:t>filing an appeal</w:t>
-        </w:r>
-      </w:hyperlink>
-      <w:r>
-        <w:br/>
-      </w:r>
-      <w:r>
-        <w:rPr>
-          <w:color w:val="202529"/>
-        </w:rPr>
-        <w:t>/</w:t>
-      </w:r>
-      <w:hyperlink r:id="rId10" w:history="1">
         <w:r>
           <w:rPr>
             <w:rStyle w:val="Hyperlink"/>
@@ -614,6 +601,9 @@
           <w:t>ak-courts.info/appeals</w:t>
         </w:r>
       </w:hyperlink>
+      <w:r>
+        <w:t>.</w:t>
+      </w:r>
     </w:p>
     <w:p>
       <w:r>
@@ -636,12 +626,12 @@
       </w:r>
     </w:p>
     <w:sectPr>
-      <w:headerReference w:type="even" r:id="rId11"/>
-      <w:headerReference w:type="default" r:id="rId12"/>
-      <w:footerReference w:type="even" r:id="rId13"/>
-      <w:footerReference w:type="default" r:id="rId14"/>
-      <w:headerReference w:type="first" r:id="rId15"/>
-      <w:footerReference w:type="first" r:id="rId16"/>
+      <w:headerReference w:type="even" r:id="rId10"/>
+      <w:headerReference w:type="default" r:id="rId11"/>
+      <w:footerReference w:type="even" r:id="rId12"/>
+      <w:footerReference w:type="default" r:id="rId13"/>
+      <w:headerReference w:type="first" r:id="rId14"/>
+      <w:footerReference w:type="first" r:id="rId15"/>
       <w:pgSz w:w="12240" w:h="15840"/>
       <w:pgMar w:top="1440" w:right="1440" w:bottom="1440" w:left="1440" w:header="720" w:footer="720" w:gutter="0"/>
       <w:cols w:space="720"/>
